--- a/Session18_assignment.docx
+++ b/Session18_assignment.docx
@@ -65,6 +65,777 @@
         </w:rPr>
         <w:t>() to extract all valid phone numbers from a given string in the format '+91-XXXXXXXXXX' (e.g., '+91-9876543210'). Print the list of found numbers.</w:t>
       </w:r>
+    </w:p>
+    <w:p>
+      <w:pPr>
+        <w:rPr>
+          <w:sz w:val="28"/>
+          <w:szCs w:val="28"/>
+        </w:rPr>
+      </w:pPr>
+      <w:r>
+        <w:rPr>
+          <w:noProof/>
+          <w:sz w:val="28"/>
+          <w:szCs w:val="28"/>
+        </w:rPr>
+        <w:drawing>
+          <wp:inline distT="0" distB="0" distL="0" distR="0" wp14:anchorId="7F312471" wp14:editId="7F711C94">
+            <wp:extent cx="5731510" cy="1592580"/>
+            <wp:effectExtent l="0" t="0" r="2540" b="7620"/>
+            <wp:docPr id="1019573279" name="Picture 2"/>
+            <wp:cNvGraphicFramePr>
+              <a:graphicFrameLocks xmlns:a="http://schemas.openxmlformats.org/drawingml/2006/main" noChangeAspect="1"/>
+            </wp:cNvGraphicFramePr>
+            <a:graphic xmlns:a="http://schemas.openxmlformats.org/drawingml/2006/main">
+              <a:graphicData uri="http://schemas.openxmlformats.org/drawingml/2006/picture">
+                <pic:pic xmlns:pic="http://schemas.openxmlformats.org/drawingml/2006/picture">
+                  <pic:nvPicPr>
+                    <pic:cNvPr id="1019573279" name="Picture 1019573279"/>
+                    <pic:cNvPicPr/>
+                  </pic:nvPicPr>
+                  <pic:blipFill>
+                    <a:blip r:embed="rId4">
+                      <a:extLst>
+                        <a:ext uri="{28A0092B-C50C-407E-A947-70E740481C1C}">
+                          <a14:useLocalDpi xmlns:a14="http://schemas.microsoft.com/office/drawing/2010/main" val="0"/>
+                        </a:ext>
+                      </a:extLst>
+                    </a:blip>
+                    <a:stretch>
+                      <a:fillRect/>
+                    </a:stretch>
+                  </pic:blipFill>
+                  <pic:spPr>
+                    <a:xfrm>
+                      <a:off x="0" y="0"/>
+                      <a:ext cx="5731510" cy="1592580"/>
+                    </a:xfrm>
+                    <a:prstGeom prst="rect">
+                      <a:avLst/>
+                    </a:prstGeom>
+                  </pic:spPr>
+                </pic:pic>
+              </a:graphicData>
+            </a:graphic>
+          </wp:inline>
+        </w:drawing>
+      </w:r>
+    </w:p>
+    <w:p>
+      <w:pPr>
+        <w:rPr>
+          <w:sz w:val="28"/>
+          <w:szCs w:val="28"/>
+        </w:rPr>
+      </w:pPr>
+    </w:p>
+    <w:p>
+      <w:pPr>
+        <w:rPr>
+          <w:sz w:val="28"/>
+          <w:szCs w:val="28"/>
+        </w:rPr>
+      </w:pPr>
+      <w:r>
+        <w:rPr>
+          <w:b/>
+          <w:bCs/>
+          <w:sz w:val="28"/>
+          <w:szCs w:val="28"/>
+        </w:rPr>
+        <w:t>2.</w:t>
+      </w:r>
+      <w:r>
+        <w:rPr>
+          <w:sz w:val="28"/>
+          <w:szCs w:val="28"/>
+        </w:rPr>
+        <w:t xml:space="preserve">Write a Python function using </w:t>
+      </w:r>
+      <w:proofErr w:type="spellStart"/>
+      <w:proofErr w:type="gramStart"/>
+      <w:r>
+        <w:rPr>
+          <w:sz w:val="28"/>
+          <w:szCs w:val="28"/>
+        </w:rPr>
+        <w:t>re.search</w:t>
+      </w:r>
+      <w:proofErr w:type="spellEnd"/>
+      <w:proofErr w:type="gramEnd"/>
+      <w:r>
+        <w:rPr>
+          <w:sz w:val="28"/>
+          <w:szCs w:val="28"/>
+        </w:rPr>
+        <w:t>() that checks if a string contains a valid date in the format 'DD/MM/YYYY'. The function should return True if a date is found, otherwise False.</w:t>
+      </w:r>
+    </w:p>
+    <w:p>
+      <w:pPr>
+        <w:rPr>
+          <w:sz w:val="28"/>
+          <w:szCs w:val="28"/>
+        </w:rPr>
+      </w:pPr>
+      <w:r>
+        <w:rPr>
+          <w:noProof/>
+          <w:sz w:val="28"/>
+          <w:szCs w:val="28"/>
+        </w:rPr>
+        <w:drawing>
+          <wp:inline distT="0" distB="0" distL="0" distR="0" wp14:anchorId="382D7E81" wp14:editId="01A4BD26">
+            <wp:extent cx="5731510" cy="1774825"/>
+            <wp:effectExtent l="0" t="0" r="2540" b="0"/>
+            <wp:docPr id="522948348" name="Picture 3"/>
+            <wp:cNvGraphicFramePr>
+              <a:graphicFrameLocks xmlns:a="http://schemas.openxmlformats.org/drawingml/2006/main" noChangeAspect="1"/>
+            </wp:cNvGraphicFramePr>
+            <a:graphic xmlns:a="http://schemas.openxmlformats.org/drawingml/2006/main">
+              <a:graphicData uri="http://schemas.openxmlformats.org/drawingml/2006/picture">
+                <pic:pic xmlns:pic="http://schemas.openxmlformats.org/drawingml/2006/picture">
+                  <pic:nvPicPr>
+                    <pic:cNvPr id="522948348" name="Picture 522948348"/>
+                    <pic:cNvPicPr/>
+                  </pic:nvPicPr>
+                  <pic:blipFill>
+                    <a:blip r:embed="rId5">
+                      <a:extLst>
+                        <a:ext uri="{28A0092B-C50C-407E-A947-70E740481C1C}">
+                          <a14:useLocalDpi xmlns:a14="http://schemas.microsoft.com/office/drawing/2010/main" val="0"/>
+                        </a:ext>
+                      </a:extLst>
+                    </a:blip>
+                    <a:stretch>
+                      <a:fillRect/>
+                    </a:stretch>
+                  </pic:blipFill>
+                  <pic:spPr>
+                    <a:xfrm>
+                      <a:off x="0" y="0"/>
+                      <a:ext cx="5731510" cy="1774825"/>
+                    </a:xfrm>
+                    <a:prstGeom prst="rect">
+                      <a:avLst/>
+                    </a:prstGeom>
+                  </pic:spPr>
+                </pic:pic>
+              </a:graphicData>
+            </a:graphic>
+          </wp:inline>
+        </w:drawing>
+      </w:r>
+    </w:p>
+    <w:p>
+      <w:pPr>
+        <w:rPr>
+          <w:sz w:val="28"/>
+          <w:szCs w:val="28"/>
+        </w:rPr>
+      </w:pPr>
+    </w:p>
+    <w:p>
+      <w:pPr>
+        <w:rPr>
+          <w:sz w:val="28"/>
+          <w:szCs w:val="28"/>
+        </w:rPr>
+      </w:pPr>
+    </w:p>
+    <w:p>
+      <w:pPr>
+        <w:rPr>
+          <w:sz w:val="28"/>
+          <w:szCs w:val="28"/>
+        </w:rPr>
+      </w:pPr>
+    </w:p>
+    <w:p>
+      <w:pPr>
+        <w:rPr>
+          <w:sz w:val="28"/>
+          <w:szCs w:val="28"/>
+        </w:rPr>
+      </w:pPr>
+    </w:p>
+    <w:p>
+      <w:pPr>
+        <w:rPr>
+          <w:sz w:val="28"/>
+          <w:szCs w:val="28"/>
+        </w:rPr>
+      </w:pPr>
+    </w:p>
+    <w:p>
+      <w:pPr>
+        <w:rPr>
+          <w:sz w:val="28"/>
+          <w:szCs w:val="28"/>
+        </w:rPr>
+      </w:pPr>
+    </w:p>
+    <w:p>
+      <w:pPr>
+        <w:rPr>
+          <w:sz w:val="28"/>
+          <w:szCs w:val="28"/>
+        </w:rPr>
+      </w:pPr>
+    </w:p>
+    <w:p>
+      <w:pPr>
+        <w:rPr>
+          <w:sz w:val="28"/>
+          <w:szCs w:val="28"/>
+        </w:rPr>
+      </w:pPr>
+      <w:r>
+        <w:rPr>
+          <w:b/>
+          <w:bCs/>
+          <w:sz w:val="28"/>
+          <w:szCs w:val="28"/>
+        </w:rPr>
+        <w:lastRenderedPageBreak/>
+        <w:t>3.</w:t>
+      </w:r>
+      <w:r>
+        <w:rPr>
+          <w:sz w:val="28"/>
+          <w:szCs w:val="28"/>
+        </w:rPr>
+        <w:t xml:space="preserve">Given a block of text containing multiple prices (like 'Rs. 299', 'Rs. 1500', etc.), use </w:t>
+      </w:r>
+      <w:proofErr w:type="spellStart"/>
+      <w:proofErr w:type="gramStart"/>
+      <w:r>
+        <w:rPr>
+          <w:sz w:val="28"/>
+          <w:szCs w:val="28"/>
+        </w:rPr>
+        <w:t>re.findall</w:t>
+      </w:r>
+      <w:proofErr w:type="spellEnd"/>
+      <w:proofErr w:type="gramEnd"/>
+      <w:r>
+        <w:rPr>
+          <w:sz w:val="28"/>
+          <w:szCs w:val="28"/>
+        </w:rPr>
+        <w:t xml:space="preserve">() to extract all the numeric price values as integers and print their </w:t>
+      </w:r>
+      <w:proofErr w:type="gramStart"/>
+      <w:r>
+        <w:rPr>
+          <w:sz w:val="28"/>
+          <w:szCs w:val="28"/>
+        </w:rPr>
+        <w:t>sum.&lt;</w:t>
+      </w:r>
+      <w:proofErr w:type="spellStart"/>
+      <w:proofErr w:type="gramEnd"/>
+      <w:r>
+        <w:rPr>
+          <w:sz w:val="28"/>
+          <w:szCs w:val="28"/>
+        </w:rPr>
+        <w:t>br</w:t>
+      </w:r>
+      <w:proofErr w:type="spellEnd"/>
+      <w:r>
+        <w:rPr>
+          <w:sz w:val="28"/>
+          <w:szCs w:val="28"/>
+        </w:rPr>
+        <w:t>&gt;&lt;</w:t>
+      </w:r>
+      <w:proofErr w:type="spellStart"/>
+      <w:r>
+        <w:rPr>
+          <w:sz w:val="28"/>
+          <w:szCs w:val="28"/>
+        </w:rPr>
+        <w:t>br</w:t>
+      </w:r>
+      <w:proofErr w:type="spellEnd"/>
+      <w:r>
+        <w:rPr>
+          <w:sz w:val="28"/>
+          <w:szCs w:val="28"/>
+        </w:rPr>
+        <w:t>&gt;&lt;</w:t>
+      </w:r>
+      <w:proofErr w:type="spellStart"/>
+      <w:r>
+        <w:rPr>
+          <w:sz w:val="28"/>
+          <w:szCs w:val="28"/>
+        </w:rPr>
+        <w:t>em</w:t>
+      </w:r>
+      <w:proofErr w:type="spellEnd"/>
+      <w:r>
+        <w:rPr>
+          <w:sz w:val="28"/>
+          <w:szCs w:val="28"/>
+        </w:rPr>
+        <w:t xml:space="preserve">&gt;&lt;strong&gt;Hint:&lt;/strong&gt; Look for patterns like 'Rs. ' </w:t>
+      </w:r>
+      <w:proofErr w:type="gramStart"/>
+      <w:r>
+        <w:rPr>
+          <w:sz w:val="28"/>
+          <w:szCs w:val="28"/>
+        </w:rPr>
+        <w:t>followed</w:t>
+      </w:r>
+      <w:proofErr w:type="gramEnd"/>
+      <w:r>
+        <w:rPr>
+          <w:sz w:val="28"/>
+          <w:szCs w:val="28"/>
+        </w:rPr>
+        <w:t xml:space="preserve"> by one or more digits.&lt;/</w:t>
+      </w:r>
+      <w:proofErr w:type="spellStart"/>
+      <w:r>
+        <w:rPr>
+          <w:sz w:val="28"/>
+          <w:szCs w:val="28"/>
+        </w:rPr>
+        <w:t>em</w:t>
+      </w:r>
+      <w:proofErr w:type="spellEnd"/>
+      <w:r>
+        <w:rPr>
+          <w:sz w:val="28"/>
+          <w:szCs w:val="28"/>
+        </w:rPr>
+        <w:t>&gt;</w:t>
+      </w:r>
+    </w:p>
+    <w:p>
+      <w:pPr>
+        <w:rPr>
+          <w:sz w:val="28"/>
+          <w:szCs w:val="28"/>
+        </w:rPr>
+      </w:pPr>
+      <w:r>
+        <w:rPr>
+          <w:noProof/>
+          <w:sz w:val="28"/>
+          <w:szCs w:val="28"/>
+        </w:rPr>
+        <w:drawing>
+          <wp:inline distT="0" distB="0" distL="0" distR="0" wp14:anchorId="2BC65669" wp14:editId="0322D2C8">
+            <wp:extent cx="5731510" cy="1670050"/>
+            <wp:effectExtent l="0" t="0" r="2540" b="6350"/>
+            <wp:docPr id="1917757453" name="Picture 4"/>
+            <wp:cNvGraphicFramePr>
+              <a:graphicFrameLocks xmlns:a="http://schemas.openxmlformats.org/drawingml/2006/main" noChangeAspect="1"/>
+            </wp:cNvGraphicFramePr>
+            <a:graphic xmlns:a="http://schemas.openxmlformats.org/drawingml/2006/main">
+              <a:graphicData uri="http://schemas.openxmlformats.org/drawingml/2006/picture">
+                <pic:pic xmlns:pic="http://schemas.openxmlformats.org/drawingml/2006/picture">
+                  <pic:nvPicPr>
+                    <pic:cNvPr id="1917757453" name="Picture 1917757453"/>
+                    <pic:cNvPicPr/>
+                  </pic:nvPicPr>
+                  <pic:blipFill>
+                    <a:blip r:embed="rId6" cstate="print">
+                      <a:extLst>
+                        <a:ext uri="{28A0092B-C50C-407E-A947-70E740481C1C}">
+                          <a14:useLocalDpi xmlns:a14="http://schemas.microsoft.com/office/drawing/2010/main" val="0"/>
+                        </a:ext>
+                      </a:extLst>
+                    </a:blip>
+                    <a:stretch>
+                      <a:fillRect/>
+                    </a:stretch>
+                  </pic:blipFill>
+                  <pic:spPr>
+                    <a:xfrm>
+                      <a:off x="0" y="0"/>
+                      <a:ext cx="5731510" cy="1670050"/>
+                    </a:xfrm>
+                    <a:prstGeom prst="rect">
+                      <a:avLst/>
+                    </a:prstGeom>
+                  </pic:spPr>
+                </pic:pic>
+              </a:graphicData>
+            </a:graphic>
+          </wp:inline>
+        </w:drawing>
+      </w:r>
+    </w:p>
+    <w:p>
+      <w:pPr>
+        <w:rPr>
+          <w:sz w:val="28"/>
+          <w:szCs w:val="28"/>
+        </w:rPr>
+      </w:pPr>
+    </w:p>
+    <w:p>
+      <w:pPr>
+        <w:rPr>
+          <w:sz w:val="28"/>
+          <w:szCs w:val="28"/>
+        </w:rPr>
+      </w:pPr>
+      <w:r>
+        <w:rPr>
+          <w:b/>
+          <w:bCs/>
+          <w:sz w:val="28"/>
+          <w:szCs w:val="28"/>
+        </w:rPr>
+        <w:t>4.</w:t>
+      </w:r>
+      <w:r>
+        <w:rPr>
+          <w:sz w:val="28"/>
+          <w:szCs w:val="28"/>
+        </w:rPr>
+        <w:t xml:space="preserve">Use </w:t>
+      </w:r>
+      <w:proofErr w:type="spellStart"/>
+      <w:proofErr w:type="gramStart"/>
+      <w:r>
+        <w:rPr>
+          <w:sz w:val="28"/>
+          <w:szCs w:val="28"/>
+        </w:rPr>
+        <w:t>re.sub</w:t>
+      </w:r>
+      <w:proofErr w:type="spellEnd"/>
+      <w:r>
+        <w:rPr>
+          <w:sz w:val="28"/>
+          <w:szCs w:val="28"/>
+        </w:rPr>
+        <w:t>(</w:t>
+      </w:r>
+      <w:proofErr w:type="gramEnd"/>
+      <w:r>
+        <w:rPr>
+          <w:sz w:val="28"/>
+          <w:szCs w:val="28"/>
+        </w:rPr>
+        <w:t xml:space="preserve">) to replace all email addresses in a string with '[hidden email]' and print the modified </w:t>
+      </w:r>
+      <w:proofErr w:type="gramStart"/>
+      <w:r>
+        <w:rPr>
+          <w:sz w:val="28"/>
+          <w:szCs w:val="28"/>
+        </w:rPr>
+        <w:t>string.&lt;</w:t>
+      </w:r>
+      <w:proofErr w:type="spellStart"/>
+      <w:proofErr w:type="gramEnd"/>
+      <w:r>
+        <w:rPr>
+          <w:sz w:val="28"/>
+          <w:szCs w:val="28"/>
+        </w:rPr>
+        <w:t>br</w:t>
+      </w:r>
+      <w:proofErr w:type="spellEnd"/>
+      <w:r>
+        <w:rPr>
+          <w:sz w:val="28"/>
+          <w:szCs w:val="28"/>
+        </w:rPr>
+        <w:t>&gt;&lt;</w:t>
+      </w:r>
+      <w:proofErr w:type="spellStart"/>
+      <w:r>
+        <w:rPr>
+          <w:sz w:val="28"/>
+          <w:szCs w:val="28"/>
+        </w:rPr>
+        <w:t>br</w:t>
+      </w:r>
+      <w:proofErr w:type="spellEnd"/>
+      <w:r>
+        <w:rPr>
+          <w:sz w:val="28"/>
+          <w:szCs w:val="28"/>
+        </w:rPr>
+        <w:t>&gt;&lt;</w:t>
+      </w:r>
+      <w:proofErr w:type="spellStart"/>
+      <w:r>
+        <w:rPr>
+          <w:sz w:val="28"/>
+          <w:szCs w:val="28"/>
+        </w:rPr>
+        <w:t>em</w:t>
+      </w:r>
+      <w:proofErr w:type="spellEnd"/>
+      <w:r>
+        <w:rPr>
+          <w:sz w:val="28"/>
+          <w:szCs w:val="28"/>
+        </w:rPr>
+        <w:t>&gt;&lt;strong&gt;Constraint:&lt;/strong&gt; Do not use any external libraries except re.&lt;/</w:t>
+      </w:r>
+      <w:proofErr w:type="spellStart"/>
+      <w:r>
+        <w:rPr>
+          <w:sz w:val="28"/>
+          <w:szCs w:val="28"/>
+        </w:rPr>
+        <w:t>em</w:t>
+      </w:r>
+      <w:proofErr w:type="spellEnd"/>
+      <w:r>
+        <w:rPr>
+          <w:sz w:val="28"/>
+          <w:szCs w:val="28"/>
+        </w:rPr>
+        <w:t>&gt;</w:t>
+      </w:r>
+    </w:p>
+    <w:p>
+      <w:pPr>
+        <w:rPr>
+          <w:sz w:val="28"/>
+          <w:szCs w:val="28"/>
+        </w:rPr>
+      </w:pPr>
+      <w:r>
+        <w:rPr>
+          <w:noProof/>
+          <w:sz w:val="28"/>
+          <w:szCs w:val="28"/>
+        </w:rPr>
+        <w:drawing>
+          <wp:inline distT="0" distB="0" distL="0" distR="0" wp14:anchorId="087237CB" wp14:editId="7827F282">
+            <wp:extent cx="5731510" cy="2262505"/>
+            <wp:effectExtent l="0" t="0" r="2540" b="4445"/>
+            <wp:docPr id="720924892" name="Picture 5"/>
+            <wp:cNvGraphicFramePr>
+              <a:graphicFrameLocks xmlns:a="http://schemas.openxmlformats.org/drawingml/2006/main" noChangeAspect="1"/>
+            </wp:cNvGraphicFramePr>
+            <a:graphic xmlns:a="http://schemas.openxmlformats.org/drawingml/2006/main">
+              <a:graphicData uri="http://schemas.openxmlformats.org/drawingml/2006/picture">
+                <pic:pic xmlns:pic="http://schemas.openxmlformats.org/drawingml/2006/picture">
+                  <pic:nvPicPr>
+                    <pic:cNvPr id="720924892" name="Picture 720924892"/>
+                    <pic:cNvPicPr/>
+                  </pic:nvPicPr>
+                  <pic:blipFill>
+                    <a:blip r:embed="rId7">
+                      <a:extLst>
+                        <a:ext uri="{28A0092B-C50C-407E-A947-70E740481C1C}">
+                          <a14:useLocalDpi xmlns:a14="http://schemas.microsoft.com/office/drawing/2010/main" val="0"/>
+                        </a:ext>
+                      </a:extLst>
+                    </a:blip>
+                    <a:stretch>
+                      <a:fillRect/>
+                    </a:stretch>
+                  </pic:blipFill>
+                  <pic:spPr>
+                    <a:xfrm>
+                      <a:off x="0" y="0"/>
+                      <a:ext cx="5731510" cy="2262505"/>
+                    </a:xfrm>
+                    <a:prstGeom prst="rect">
+                      <a:avLst/>
+                    </a:prstGeom>
+                  </pic:spPr>
+                </pic:pic>
+              </a:graphicData>
+            </a:graphic>
+          </wp:inline>
+        </w:drawing>
+      </w:r>
+    </w:p>
+    <w:p>
+      <w:pPr>
+        <w:rPr>
+          <w:sz w:val="28"/>
+          <w:szCs w:val="28"/>
+        </w:rPr>
+      </w:pPr>
+    </w:p>
+    <w:p>
+      <w:pPr>
+        <w:rPr>
+          <w:sz w:val="28"/>
+          <w:szCs w:val="28"/>
+        </w:rPr>
+      </w:pPr>
+    </w:p>
+    <w:p>
+      <w:pPr>
+        <w:rPr>
+          <w:sz w:val="28"/>
+          <w:szCs w:val="28"/>
+        </w:rPr>
+      </w:pPr>
+    </w:p>
+    <w:p>
+      <w:pPr>
+        <w:rPr>
+          <w:sz w:val="28"/>
+          <w:szCs w:val="28"/>
+        </w:rPr>
+      </w:pPr>
+    </w:p>
+    <w:p>
+      <w:pPr>
+        <w:rPr>
+          <w:sz w:val="28"/>
+          <w:szCs w:val="28"/>
+        </w:rPr>
+      </w:pPr>
+    </w:p>
+    <w:p>
+      <w:pPr>
+        <w:rPr>
+          <w:sz w:val="28"/>
+          <w:szCs w:val="28"/>
+        </w:rPr>
+      </w:pPr>
+    </w:p>
+    <w:p>
+      <w:pPr>
+        <w:rPr>
+          <w:sz w:val="28"/>
+          <w:szCs w:val="28"/>
+        </w:rPr>
+      </w:pPr>
+      <w:r>
+        <w:rPr>
+          <w:b/>
+          <w:bCs/>
+          <w:sz w:val="28"/>
+          <w:szCs w:val="28"/>
+        </w:rPr>
+        <w:lastRenderedPageBreak/>
+        <w:t>5.</w:t>
+      </w:r>
+      <w:r>
+        <w:rPr>
+          <w:sz w:val="28"/>
+          <w:szCs w:val="28"/>
+        </w:rPr>
+        <w:t xml:space="preserve">Download a sample Instagram comments text file (or create your own with at least 10 lines), then write a Python script to extract all valid Instagram usernames (pattern: starts with '@', followed by letters, numbers, underscores, minimum 3 characters) using </w:t>
+      </w:r>
+      <w:proofErr w:type="spellStart"/>
+      <w:proofErr w:type="gramStart"/>
+      <w:r>
+        <w:rPr>
+          <w:sz w:val="28"/>
+          <w:szCs w:val="28"/>
+        </w:rPr>
+        <w:t>re.findall</w:t>
+      </w:r>
+      <w:proofErr w:type="spellEnd"/>
+      <w:proofErr w:type="gramEnd"/>
+      <w:r>
+        <w:rPr>
+          <w:sz w:val="28"/>
+          <w:szCs w:val="28"/>
+        </w:rPr>
+        <w:t>() and print the unique usernames.</w:t>
+      </w:r>
+    </w:p>
+    <w:p>
+      <w:pPr>
+        <w:rPr>
+          <w:sz w:val="28"/>
+          <w:szCs w:val="28"/>
+        </w:rPr>
+      </w:pPr>
+      <w:r>
+        <w:rPr>
+          <w:noProof/>
+          <w:sz w:val="28"/>
+          <w:szCs w:val="28"/>
+        </w:rPr>
+        <w:drawing>
+          <wp:inline distT="0" distB="0" distL="0" distR="0" wp14:anchorId="213FAFD5" wp14:editId="20C16D53">
+            <wp:extent cx="5731510" cy="2284095"/>
+            <wp:effectExtent l="0" t="0" r="2540" b="1905"/>
+            <wp:docPr id="29717136" name="Picture 6"/>
+            <wp:cNvGraphicFramePr>
+              <a:graphicFrameLocks xmlns:a="http://schemas.openxmlformats.org/drawingml/2006/main" noChangeAspect="1"/>
+            </wp:cNvGraphicFramePr>
+            <a:graphic xmlns:a="http://schemas.openxmlformats.org/drawingml/2006/main">
+              <a:graphicData uri="http://schemas.openxmlformats.org/drawingml/2006/picture">
+                <pic:pic xmlns:pic="http://schemas.openxmlformats.org/drawingml/2006/picture">
+                  <pic:nvPicPr>
+                    <pic:cNvPr id="29717136" name="Picture 29717136"/>
+                    <pic:cNvPicPr/>
+                  </pic:nvPicPr>
+                  <pic:blipFill>
+                    <a:blip r:embed="rId8">
+                      <a:extLst>
+                        <a:ext uri="{28A0092B-C50C-407E-A947-70E740481C1C}">
+                          <a14:useLocalDpi xmlns:a14="http://schemas.microsoft.com/office/drawing/2010/main" val="0"/>
+                        </a:ext>
+                      </a:extLst>
+                    </a:blip>
+                    <a:stretch>
+                      <a:fillRect/>
+                    </a:stretch>
+                  </pic:blipFill>
+                  <pic:spPr>
+                    <a:xfrm>
+                      <a:off x="0" y="0"/>
+                      <a:ext cx="5731510" cy="2284095"/>
+                    </a:xfrm>
+                    <a:prstGeom prst="rect">
+                      <a:avLst/>
+                    </a:prstGeom>
+                  </pic:spPr>
+                </pic:pic>
+              </a:graphicData>
+            </a:graphic>
+          </wp:inline>
+        </w:drawing>
+      </w:r>
+    </w:p>
+    <w:p>
+      <w:pPr>
+        <w:rPr>
+          <w:sz w:val="28"/>
+          <w:szCs w:val="28"/>
+        </w:rPr>
+      </w:pPr>
+    </w:p>
+    <w:p>
+      <w:pPr>
+        <w:rPr>
+          <w:sz w:val="28"/>
+          <w:szCs w:val="28"/>
+        </w:rPr>
+      </w:pPr>
+    </w:p>
+    <w:p>
+      <w:pPr>
+        <w:rPr>
+          <w:sz w:val="28"/>
+          <w:szCs w:val="28"/>
+        </w:rPr>
+      </w:pPr>
+    </w:p>
+    <w:p>
+      <w:pPr>
+        <w:rPr>
+          <w:sz w:val="28"/>
+          <w:szCs w:val="28"/>
+        </w:rPr>
+      </w:pPr>
     </w:p>
     <w:p>
       <w:pPr>
